--- a/docs/lab1/source/计算机23-2_231002208_戚晋瑜_实验一_RequirementsPlan_v1.0.docx
+++ b/docs/lab1/source/计算机23-2_231002208_戚晋瑜_实验一_RequirementsPlan_v1.0.docx
@@ -1831,7 +1831,7 @@
       <w:rFonts w:asciiTheme="majorHAnsi" w:eastAsiaTheme="majorEastAsia" w:hAnsiTheme="majorHAnsi" w:cstheme="majorBidi" w:ascii="黑体" w:hAnsi="黑体" w:eastAsia="黑体"/>
       <w:b/>
       <w:bCs/>
-      <w:color w:val="365F91" w:themeColor="accent1" w:themeShade="BF"/>
+      <w:color w:val="000000"/>
       <w:sz w:val="32"/>
       <w:szCs w:val="28"/>
     </w:rPr>
@@ -1855,7 +1855,7 @@
       <w:rFonts w:asciiTheme="majorHAnsi" w:eastAsiaTheme="majorEastAsia" w:hAnsiTheme="majorHAnsi" w:cstheme="majorBidi" w:ascii="黑体" w:hAnsi="黑体" w:eastAsia="黑体"/>
       <w:b/>
       <w:bCs/>
-      <w:color w:val="4F81BD" w:themeColor="accent1"/>
+      <w:color w:val="000000"/>
       <w:sz w:val="28"/>
       <w:szCs w:val="26"/>
     </w:rPr>
@@ -1879,7 +1879,7 @@
       <w:rFonts w:asciiTheme="majorHAnsi" w:eastAsiaTheme="majorEastAsia" w:hAnsiTheme="majorHAnsi" w:cstheme="majorBidi" w:ascii="黑体" w:hAnsi="黑体" w:eastAsia="黑体"/>
       <w:b/>
       <w:bCs/>
-      <w:color w:val="4F81BD" w:themeColor="accent1"/>
+      <w:color w:val="000000"/>
       <w:sz w:val="24"/>
     </w:rPr>
   </w:style>
@@ -2119,7 +2119,7 @@
     </w:pPr>
     <w:rPr>
       <w:rFonts w:asciiTheme="majorHAnsi" w:eastAsiaTheme="majorEastAsia" w:hAnsiTheme="majorHAnsi" w:cstheme="majorBidi" w:ascii="黑体" w:hAnsi="黑体" w:eastAsia="黑体"/>
-      <w:color w:val="17365D" w:themeColor="text2" w:themeShade="BF"/>
+      <w:color w:val="000000"/>
       <w:spacing w:val="5"/>
       <w:kern w:val="28"/>
       <w:sz w:val="36"/>

--- a/docs/lab1/source/计算机23-2_231002208_戚晋瑜_实验一_RequirementsPlan_v1.0.docx
+++ b/docs/lab1/source/计算机23-2_231002208_戚晋瑜_实验一_RequirementsPlan_v1.0.docx
@@ -1766,6 +1766,7 @@
     </w:pPr>
     <w:rPr>
       <w:rFonts w:ascii="Times New Roman" w:hAnsi="Times New Roman" w:eastAsia="宋体"/>
+      <w:color w:val="000000"/>
       <w:sz w:val="24"/>
     </w:rPr>
   </w:style>
@@ -1828,7 +1829,7 @@
       <w:outlineLvl w:val="0"/>
     </w:pPr>
     <w:rPr>
-      <w:rFonts w:asciiTheme="majorHAnsi" w:eastAsiaTheme="majorEastAsia" w:hAnsiTheme="majorHAnsi" w:cstheme="majorBidi" w:ascii="黑体" w:hAnsi="黑体" w:eastAsia="黑体"/>
+      <w:rFonts w:asciiTheme="majorHAnsi" w:eastAsiaTheme="majorEastAsia" w:hAnsiTheme="majorHAnsi" w:cstheme="majorBidi" w:ascii="Times New Roman" w:hAnsi="Times New Roman" w:eastAsia="黑体"/>
       <w:b/>
       <w:bCs/>
       <w:color w:val="000000"/>
@@ -1852,7 +1853,7 @@
       <w:outlineLvl w:val="1"/>
     </w:pPr>
     <w:rPr>
-      <w:rFonts w:asciiTheme="majorHAnsi" w:eastAsiaTheme="majorEastAsia" w:hAnsiTheme="majorHAnsi" w:cstheme="majorBidi" w:ascii="黑体" w:hAnsi="黑体" w:eastAsia="黑体"/>
+      <w:rFonts w:asciiTheme="majorHAnsi" w:eastAsiaTheme="majorEastAsia" w:hAnsiTheme="majorHAnsi" w:cstheme="majorBidi" w:ascii="Times New Roman" w:hAnsi="Times New Roman" w:eastAsia="黑体"/>
       <w:b/>
       <w:bCs/>
       <w:color w:val="000000"/>
@@ -1876,7 +1877,7 @@
       <w:outlineLvl w:val="2"/>
     </w:pPr>
     <w:rPr>
-      <w:rFonts w:asciiTheme="majorHAnsi" w:eastAsiaTheme="majorEastAsia" w:hAnsiTheme="majorHAnsi" w:cstheme="majorBidi" w:ascii="黑体" w:hAnsi="黑体" w:eastAsia="黑体"/>
+      <w:rFonts w:asciiTheme="majorHAnsi" w:eastAsiaTheme="majorEastAsia" w:hAnsiTheme="majorHAnsi" w:cstheme="majorBidi" w:ascii="Times New Roman" w:hAnsi="Times New Roman" w:eastAsia="黑体"/>
       <w:b/>
       <w:bCs/>
       <w:color w:val="000000"/>
@@ -2118,7 +2119,7 @@
       <w:contextualSpacing/>
     </w:pPr>
     <w:rPr>
-      <w:rFonts w:asciiTheme="majorHAnsi" w:eastAsiaTheme="majorEastAsia" w:hAnsiTheme="majorHAnsi" w:cstheme="majorBidi" w:ascii="黑体" w:hAnsi="黑体" w:eastAsia="黑体"/>
+      <w:rFonts w:asciiTheme="majorHAnsi" w:eastAsiaTheme="majorEastAsia" w:hAnsiTheme="majorHAnsi" w:cstheme="majorBidi" w:ascii="Times New Roman" w:hAnsi="Times New Roman" w:eastAsia="黑体"/>
       <w:color w:val="000000"/>
       <w:spacing w:val="5"/>
       <w:kern w:val="28"/>
@@ -2298,6 +2299,9 @@
       </w:numPr>
       <w:contextualSpacing/>
     </w:pPr>
+    <w:rPr>
+      <w:color w:val="000000"/>
+    </w:rPr>
   </w:style>
   <w:style w:type="paragraph" w:styleId="ListBullet2">
     <w:name w:val="List Bullet 2"/>
@@ -2337,6 +2341,9 @@
       </w:numPr>
       <w:contextualSpacing/>
     </w:pPr>
+    <w:rPr>
+      <w:color w:val="000000"/>
+    </w:rPr>
   </w:style>
   <w:style w:type="paragraph" w:styleId="ListNumber2">
     <w:name w:val="List Number 2"/>
